--- a/therapy-protocols/Shoulder-Rotator-Cuff-Repair.docx
+++ b/therapy-protocols/Shoulder-Rotator-Cuff-Repair.docx
@@ -4,7 +4,7 @@
   <w:body>
     <w:p>
       <w:pPr>
-        <w:spacing w:before="0" w:after="40" w:line="264" w:lineRule="exact"/>
+        <w:spacing w:before="0" w:after="60" w:line="269" w:lineRule="exact"/>
         <w:jc w:val="center"/>
       </w:pPr>
       <w:r>
@@ -18,7 +18,7 @@
     </w:p>
     <w:p>
       <w:pPr>
-        <w:spacing w:before="0" w:after="40" w:line="176" w:lineRule="exact"/>
+        <w:spacing w:before="0" w:after="20" w:line="179" w:lineRule="exact"/>
         <w:jc w:val="left"/>
       </w:pPr>
       <w:r>
@@ -27,26 +27,26 @@
           <w:i w:val="0"/>
           <w:sz w:val="16"/>
         </w:rPr>
-        <w:t>Name: _______________________  Date of Surgery: ___________  Frequency: 2-3x/week</w:t>
+        <w:t>Name: _____________________  Diagnosis: _____________________  Date of Surgery: ____________</w:t>
       </w:r>
     </w:p>
     <w:p>
       <w:pPr>
-        <w:spacing w:before="40" w:after="20" w:line="220" w:lineRule="exact"/>
+        <w:spacing w:before="0" w:after="60" w:line="179" w:lineRule="exact"/>
         <w:jc w:val="left"/>
       </w:pPr>
       <w:r>
         <w:rPr>
-          <w:b/>
+          <w:b w:val="0"/>
           <w:i w:val="0"/>
-          <w:sz w:val="20"/>
+          <w:sz w:val="16"/>
         </w:rPr>
-        <w:t>Weeks 1-2:</w:t>
+        <w:t>Frequency: 2-3 times / week</w:t>
       </w:r>
     </w:p>
     <w:p>
       <w:pPr>
-        <w:spacing w:before="0" w:after="40" w:line="198" w:lineRule="exact"/>
+        <w:spacing w:before="0" w:after="40" w:line="202" w:lineRule="exact"/>
         <w:jc w:val="left"/>
       </w:pPr>
       <w:r>
@@ -55,12 +55,54 @@
           <w:i w:val="0"/>
           <w:sz w:val="18"/>
         </w:rPr>
-        <w:t>Period of Protection ”” No therapy for the first 2 weeks. Sling with abduction pillow: Must wear at all times except for hygiene. Range of Motion: No shoulder ROM allowed. Elbow/forearm/wrist/hand motion ONLY. Exercises: Pendulums, grip strengthening; NO shoulder strengthening or motion exercises permitted.</w:t>
+        <w:t>Weeks 1-2: Period of Protection — No therapy for the first 2 weeks.</w:t>
       </w:r>
     </w:p>
     <w:p>
       <w:pPr>
-        <w:spacing w:before="40" w:after="20" w:line="220" w:lineRule="exact"/>
+        <w:spacing w:before="0" w:after="40" w:line="202" w:lineRule="exact"/>
+        <w:jc w:val="left"/>
+      </w:pPr>
+      <w:r>
+        <w:rPr>
+          <w:b w:val="0"/>
+          <w:i w:val="0"/>
+          <w:sz w:val="18"/>
+        </w:rPr>
+        <w:t>Sling with abduction pillow: Must wear at all times except for hygiene.</w:t>
+      </w:r>
+    </w:p>
+    <w:p>
+      <w:pPr>
+        <w:spacing w:before="0" w:after="40" w:line="202" w:lineRule="exact"/>
+        <w:jc w:val="left"/>
+      </w:pPr>
+      <w:r>
+        <w:rPr>
+          <w:b w:val="0"/>
+          <w:i w:val="0"/>
+          <w:sz w:val="18"/>
+        </w:rPr>
+        <w:t>Range of Motion: No shoulder ROM allowed. Elbow/forearm/wrist/hand motion ONLY.</w:t>
+      </w:r>
+    </w:p>
+    <w:p>
+      <w:pPr>
+        <w:spacing w:before="0" w:after="40" w:line="202" w:lineRule="exact"/>
+        <w:jc w:val="left"/>
+      </w:pPr>
+      <w:r>
+        <w:rPr>
+          <w:b w:val="0"/>
+          <w:i w:val="0"/>
+          <w:sz w:val="18"/>
+        </w:rPr>
+        <w:t>Exercises: Pendulums, grip strengthening; NO shoulder strengthening or motion exercises permitted.</w:t>
+      </w:r>
+    </w:p>
+    <w:p>
+      <w:pPr>
+        <w:spacing w:before="60" w:after="20" w:line="224" w:lineRule="exact"/>
         <w:jc w:val="left"/>
       </w:pPr>
       <w:r>
@@ -74,7 +116,7 @@
     </w:p>
     <w:p>
       <w:pPr>
-        <w:spacing w:before="0" w:after="40" w:line="198" w:lineRule="exact"/>
+        <w:spacing w:before="0" w:after="40" w:line="202" w:lineRule="exact"/>
         <w:jc w:val="left"/>
       </w:pPr>
       <w:r>
@@ -83,12 +125,96 @@
           <w:i w:val="0"/>
           <w:sz w:val="18"/>
         </w:rPr>
-        <w:t>Sling with abduction pillow: Must wear at all times except for hygiene. Range of Motion: True PROM only! The rotator cuff tendon is healing back to the bone. Passive FF, ER, and ABD (within a comfortable range); No AROM/AAROM ROM goals: 90° FF / 40° ER at side; ABD max 60-80° without rotation Exercises: Continue pendulums; begin scapular exercises (while in sling) including elevation with shrugs, depression, retraction, and protraction, grip strengthening, table slides. No resisted motions of the shoulder until 12 weeks post-op! No canes / pulleys until 6 weeks post-op, as these are active assist exercises.</w:t>
+        <w:t>Sling with abduction pillow: Must wear at all times except for hygiene.</w:t>
       </w:r>
     </w:p>
     <w:p>
       <w:pPr>
-        <w:spacing w:before="40" w:after="20" w:line="220" w:lineRule="exact"/>
+        <w:spacing w:before="0" w:after="40" w:line="202" w:lineRule="exact"/>
+        <w:jc w:val="left"/>
+      </w:pPr>
+      <w:r>
+        <w:rPr>
+          <w:b w:val="0"/>
+          <w:i w:val="0"/>
+          <w:sz w:val="18"/>
+        </w:rPr>
+        <w:t>Range of Motion: True PROM only! The rotator cuff tendon is healing back to the bone.</w:t>
+      </w:r>
+    </w:p>
+    <w:p>
+      <w:pPr>
+        <w:spacing w:before="0" w:after="40" w:line="202" w:lineRule="exact"/>
+        <w:jc w:val="left"/>
+      </w:pPr>
+      <w:r>
+        <w:rPr>
+          <w:b w:val="0"/>
+          <w:i w:val="0"/>
+          <w:sz w:val="18"/>
+        </w:rPr>
+        <w:t>Passive FF, ER, and ABD (within a comfortable range); No AROM/AAROM.</w:t>
+      </w:r>
+    </w:p>
+    <w:p>
+      <w:pPr>
+        <w:spacing w:before="0" w:after="40" w:line="202" w:lineRule="exact"/>
+        <w:jc w:val="left"/>
+      </w:pPr>
+      <w:r>
+        <w:rPr>
+          <w:b w:val="0"/>
+          <w:i w:val="0"/>
+          <w:sz w:val="18"/>
+        </w:rPr>
+        <w:t>ROM goals: 90° FF / 40° ER at side; ABD max 60-80° without rotation.</w:t>
+      </w:r>
+    </w:p>
+    <w:p>
+      <w:pPr>
+        <w:spacing w:before="0" w:after="40" w:line="202" w:lineRule="exact"/>
+        <w:jc w:val="left"/>
+      </w:pPr>
+      <w:r>
+        <w:rPr>
+          <w:b w:val="0"/>
+          <w:i w:val="0"/>
+          <w:sz w:val="18"/>
+        </w:rPr>
+        <w:t>Exercises: Continue pendulums; begin scapular exercises (while in sling) including elevation with shrugs, depression, retraction, and protraction, grip strengthening, table slides.</w:t>
+      </w:r>
+    </w:p>
+    <w:p>
+      <w:pPr>
+        <w:spacing w:before="0" w:after="40" w:line="202" w:lineRule="exact"/>
+        <w:jc w:val="left"/>
+      </w:pPr>
+      <w:r>
+        <w:rPr>
+          <w:b w:val="0"/>
+          <w:i w:val="0"/>
+          <w:sz w:val="18"/>
+        </w:rPr>
+        <w:t>No resisted motions of the shoulder until 12 weeks post-op!</w:t>
+      </w:r>
+    </w:p>
+    <w:p>
+      <w:pPr>
+        <w:spacing w:before="0" w:after="40" w:line="202" w:lineRule="exact"/>
+        <w:jc w:val="left"/>
+      </w:pPr>
+      <w:r>
+        <w:rPr>
+          <w:b w:val="0"/>
+          <w:i w:val="0"/>
+          <w:sz w:val="18"/>
+        </w:rPr>
+        <w:t>No canes / pulleys until 6 weeks post-op, as these are active assist exercises.</w:t>
+      </w:r>
+    </w:p>
+    <w:p>
+      <w:pPr>
+        <w:spacing w:before="60" w:after="20" w:line="224" w:lineRule="exact"/>
         <w:jc w:val="left"/>
       </w:pPr>
       <w:r>
@@ -102,7 +228,7 @@
     </w:p>
     <w:p>
       <w:pPr>
-        <w:spacing w:before="0" w:after="40" w:line="198" w:lineRule="exact"/>
+        <w:spacing w:before="0" w:after="40" w:line="202" w:lineRule="exact"/>
         <w:jc w:val="left"/>
       </w:pPr>
       <w:r>
@@ -111,26 +237,12 @@
           <w:i w:val="0"/>
           <w:sz w:val="18"/>
         </w:rPr>
-        <w:t>Sling with abduction pillow: Discontinue at 6 weeks. Range of Motion: Progress PROM and begin AAROM ”” progress slowly!</w:t>
+        <w:t>Sling with abduction pillow: Discontinue at 6 weeks.</w:t>
       </w:r>
     </w:p>
     <w:p>
       <w:pPr>
-        <w:spacing w:before="40" w:after="20" w:line="220" w:lineRule="exact"/>
-        <w:jc w:val="left"/>
-      </w:pPr>
-      <w:r>
-        <w:rPr>
-          <w:b/>
-          <w:i w:val="0"/>
-          <w:sz w:val="20"/>
-        </w:rPr>
-        <w:t>Weeks 4-5:</w:t>
-      </w:r>
-    </w:p>
-    <w:p>
-      <w:pPr>
-        <w:spacing w:before="0" w:after="40" w:line="198" w:lineRule="exact"/>
+        <w:spacing w:before="0" w:after="40" w:line="202" w:lineRule="exact"/>
         <w:jc w:val="left"/>
       </w:pPr>
       <w:r>
@@ -139,26 +251,12 @@
           <w:i w:val="0"/>
           <w:sz w:val="18"/>
         </w:rPr>
-        <w:t>Perform in supine position.</w:t>
+        <w:t>Range of Motion: Progress PROM and begin AAROM — progress slowly!</w:t>
       </w:r>
     </w:p>
     <w:p>
       <w:pPr>
-        <w:spacing w:before="40" w:after="20" w:line="220" w:lineRule="exact"/>
-        <w:jc w:val="left"/>
-      </w:pPr>
-      <w:r>
-        <w:rPr>
-          <w:b/>
-          <w:i w:val="0"/>
-          <w:sz w:val="20"/>
-        </w:rPr>
-        <w:t>Weeks 5-6:</w:t>
-      </w:r>
-    </w:p>
-    <w:p>
-      <w:pPr>
-        <w:spacing w:before="0" w:after="40" w:line="198" w:lineRule="exact"/>
+        <w:spacing w:before="0" w:after="40" w:line="202" w:lineRule="exact"/>
         <w:jc w:val="left"/>
       </w:pPr>
       <w:r>
@@ -167,26 +265,12 @@
           <w:i w:val="0"/>
           <w:sz w:val="18"/>
         </w:rPr>
-        <w:t>Perform while back is propped up to 45°.</w:t>
+        <w:t>Weeks 4-5: Perform in supine position.</w:t>
       </w:r>
     </w:p>
     <w:p>
       <w:pPr>
-        <w:spacing w:before="40" w:after="20" w:line="220" w:lineRule="exact"/>
-        <w:jc w:val="left"/>
-      </w:pPr>
-      <w:r>
-        <w:rPr>
-          <w:b/>
-          <w:i w:val="0"/>
-          <w:sz w:val="20"/>
-        </w:rPr>
-        <w:t>Weeks 6+:</w:t>
-      </w:r>
-    </w:p>
-    <w:p>
-      <w:pPr>
-        <w:spacing w:before="0" w:after="40" w:line="198" w:lineRule="exact"/>
+        <w:spacing w:before="0" w:after="40" w:line="202" w:lineRule="exact"/>
         <w:jc w:val="left"/>
       </w:pPr>
       <w:r>
@@ -195,12 +279,40 @@
           <w:i w:val="0"/>
           <w:sz w:val="18"/>
         </w:rPr>
-        <w:t>Perform while in an upright position. Exercises: Progress Phase I exercises; no shoulder strengthening yet.</w:t>
+        <w:t>Weeks 5-6: Perform while back is propped up to 45°.</w:t>
       </w:r>
     </w:p>
     <w:p>
       <w:pPr>
-        <w:spacing w:before="40" w:after="20" w:line="220" w:lineRule="exact"/>
+        <w:spacing w:before="0" w:after="40" w:line="202" w:lineRule="exact"/>
+        <w:jc w:val="left"/>
+      </w:pPr>
+      <w:r>
+        <w:rPr>
+          <w:b w:val="0"/>
+          <w:i w:val="0"/>
+          <w:sz w:val="18"/>
+        </w:rPr>
+        <w:t>Weeks 6+: Perform while in an upright position.</w:t>
+      </w:r>
+    </w:p>
+    <w:p>
+      <w:pPr>
+        <w:spacing w:before="0" w:after="40" w:line="202" w:lineRule="exact"/>
+        <w:jc w:val="left"/>
+      </w:pPr>
+      <w:r>
+        <w:rPr>
+          <w:b w:val="0"/>
+          <w:i w:val="0"/>
+          <w:sz w:val="18"/>
+        </w:rPr>
+        <w:t>Exercises: Progress Phase I exercises; no shoulder strengthening yet.</w:t>
+      </w:r>
+    </w:p>
+    <w:p>
+      <w:pPr>
+        <w:spacing w:before="60" w:after="20" w:line="224" w:lineRule="exact"/>
         <w:jc w:val="left"/>
       </w:pPr>
       <w:r>
@@ -214,7 +326,7 @@
     </w:p>
     <w:p>
       <w:pPr>
-        <w:spacing w:before="0" w:after="40" w:line="198" w:lineRule="exact"/>
+        <w:spacing w:before="0" w:after="40" w:line="202" w:lineRule="exact"/>
         <w:jc w:val="left"/>
       </w:pPr>
       <w:r>
@@ -223,12 +335,26 @@
           <w:i w:val="0"/>
           <w:sz w:val="18"/>
         </w:rPr>
-        <w:t>Range of Motion: Progress to AROM in all planes ”” progress slowly! Exercises: Begin isometric exercises (use pillow or folded towel without moving the shoulder); no resistance exercises until 12 weeks after surgery.</w:t>
+        <w:t>Range of Motion: Progress to AROM in all planes — progress slowly!</w:t>
       </w:r>
     </w:p>
     <w:p>
       <w:pPr>
-        <w:spacing w:before="40" w:after="20" w:line="220" w:lineRule="exact"/>
+        <w:spacing w:before="0" w:after="40" w:line="202" w:lineRule="exact"/>
+        <w:jc w:val="left"/>
+      </w:pPr>
+      <w:r>
+        <w:rPr>
+          <w:b w:val="0"/>
+          <w:i w:val="0"/>
+          <w:sz w:val="18"/>
+        </w:rPr>
+        <w:t>Exercises: Begin isometric exercises (use pillow or folded towel without moving the shoulder); no resistance exercises until 12 weeks after surgery.</w:t>
+      </w:r>
+    </w:p>
+    <w:p>
+      <w:pPr>
+        <w:spacing w:before="60" w:after="20" w:line="224" w:lineRule="exact"/>
         <w:jc w:val="left"/>
       </w:pPr>
       <w:r>
@@ -242,7 +368,7 @@
     </w:p>
     <w:p>
       <w:pPr>
-        <w:spacing w:before="0" w:after="40" w:line="198" w:lineRule="exact"/>
+        <w:spacing w:before="0" w:after="40" w:line="202" w:lineRule="exact"/>
         <w:jc w:val="left"/>
       </w:pPr>
       <w:r>
@@ -251,12 +377,124 @@
           <w:i w:val="0"/>
           <w:sz w:val="18"/>
         </w:rPr>
-        <w:t>Range of Motion: Progress to full, painless AROM in all planes. Exercises: Progress Phase III exercises, begin gentle resistance exercises with elastic band or light weights (1-5 lbs), including resisted scapular strengthening, rotator cuff strengthening, and deltoid strengthening. 8-12 reps / 2-3 sets for rotator cuff, deltoid and scapular stabilizers. Strengthening only 3x/week to avoid rotator cuff tendonitis with rest between sessions. Begin eccentrically resisted motions, plyometrics (e.g., weighted ball toss), proprioception (e.g., body blade). Do not do full or empty-can exercises ”” these place too much stress on the rotator cuff. Begin sports-related rehab at 4.5 months, including advancing conditioning. Return to throwing at 6 months; throw from pitcher’s mound at 9 months. Collision sports at 9 months; MMI usually at 9-12 months post-op.</w:t>
+        <w:t>Range of Motion: Progress to full, painless AROM in all planes.</w:t>
       </w:r>
     </w:p>
     <w:p>
       <w:pPr>
-        <w:spacing w:before="60" w:after="20" w:line="154" w:lineRule="exact"/>
+        <w:spacing w:before="0" w:after="40" w:line="202" w:lineRule="exact"/>
+        <w:jc w:val="left"/>
+      </w:pPr>
+      <w:r>
+        <w:rPr>
+          <w:b w:val="0"/>
+          <w:i w:val="0"/>
+          <w:sz w:val="18"/>
+        </w:rPr>
+        <w:t>Exercises: Progress Phase III exercises, begin gentle resistance exercises with elastic band or light weights (1-5 lbs), including resisted scapular strengthening, rotator cuff strengthening, and deltoid strengthening.</w:t>
+      </w:r>
+    </w:p>
+    <w:p>
+      <w:pPr>
+        <w:spacing w:before="0" w:after="40" w:line="202" w:lineRule="exact"/>
+        <w:jc w:val="left"/>
+      </w:pPr>
+      <w:r>
+        <w:rPr>
+          <w:b w:val="0"/>
+          <w:i w:val="0"/>
+          <w:sz w:val="18"/>
+        </w:rPr>
+        <w:t>8-12 reps / 2-3 sets for rotator cuff, deltoid and scapular stabilizers.</w:t>
+      </w:r>
+    </w:p>
+    <w:p>
+      <w:pPr>
+        <w:spacing w:before="0" w:after="40" w:line="202" w:lineRule="exact"/>
+        <w:jc w:val="left"/>
+      </w:pPr>
+      <w:r>
+        <w:rPr>
+          <w:b w:val="0"/>
+          <w:i w:val="0"/>
+          <w:sz w:val="18"/>
+        </w:rPr>
+        <w:t>Strengthening only 3x/week to avoid rotator cuff tendonitis with rest between sessions.</w:t>
+      </w:r>
+    </w:p>
+    <w:p>
+      <w:pPr>
+        <w:spacing w:before="0" w:after="40" w:line="202" w:lineRule="exact"/>
+        <w:jc w:val="left"/>
+      </w:pPr>
+      <w:r>
+        <w:rPr>
+          <w:b w:val="0"/>
+          <w:i w:val="0"/>
+          <w:sz w:val="18"/>
+        </w:rPr>
+        <w:t>Begin eccentrically resisted motions, plyometrics (e.g., weighted ball toss), proprioception (e.g., body blade).</w:t>
+      </w:r>
+    </w:p>
+    <w:p>
+      <w:pPr>
+        <w:spacing w:before="0" w:after="40" w:line="202" w:lineRule="exact"/>
+        <w:jc w:val="left"/>
+      </w:pPr>
+      <w:r>
+        <w:rPr>
+          <w:b w:val="0"/>
+          <w:i w:val="0"/>
+          <w:sz w:val="18"/>
+        </w:rPr>
+        <w:t>Do not do full or empty-can exercises — these place too much stress on the rotator cuff.</w:t>
+      </w:r>
+    </w:p>
+    <w:p>
+      <w:pPr>
+        <w:spacing w:before="0" w:after="40" w:line="202" w:lineRule="exact"/>
+        <w:jc w:val="left"/>
+      </w:pPr>
+      <w:r>
+        <w:rPr>
+          <w:b w:val="0"/>
+          <w:i w:val="0"/>
+          <w:sz w:val="18"/>
+        </w:rPr>
+        <w:t>Begin sports-related rehab at 4.5 months, including advancing conditioning.</w:t>
+      </w:r>
+    </w:p>
+    <w:p>
+      <w:pPr>
+        <w:spacing w:before="0" w:after="40" w:line="202" w:lineRule="exact"/>
+        <w:jc w:val="left"/>
+      </w:pPr>
+      <w:r>
+        <w:rPr>
+          <w:b w:val="0"/>
+          <w:i w:val="0"/>
+          <w:sz w:val="18"/>
+        </w:rPr>
+        <w:t>Return to throwing at 6 months; throw from pitcher's mound at 9 months.</w:t>
+      </w:r>
+    </w:p>
+    <w:p>
+      <w:pPr>
+        <w:spacing w:before="0" w:after="40" w:line="202" w:lineRule="exact"/>
+        <w:jc w:val="left"/>
+      </w:pPr>
+      <w:r>
+        <w:rPr>
+          <w:b w:val="0"/>
+          <w:i w:val="0"/>
+          <w:sz w:val="18"/>
+        </w:rPr>
+        <w:t>Collision sports at 9 months; MMI usually at 9-12 months post-op.</w:t>
+      </w:r>
+    </w:p>
+    <w:p>
+      <w:pPr>
+        <w:spacing w:before="60" w:after="20" w:line="157" w:lineRule="exact"/>
         <w:jc w:val="left"/>
       </w:pPr>
       <w:r>
@@ -270,7 +508,21 @@
     </w:p>
     <w:p>
       <w:pPr>
-        <w:spacing w:before="0" w:after="0" w:line="176" w:lineRule="exact"/>
+        <w:spacing w:before="60" w:after="0" w:line="134" w:lineRule="exact"/>
+        <w:jc w:val="left"/>
+      </w:pPr>
+      <w:r>
+        <w:rPr>
+          <w:b w:val="0"/>
+          <w:i/>
+          <w:sz w:val="12"/>
+        </w:rPr>
+        <w:t>Primary Reference: Thigpen CA et al. ASSET consensus statement on rehabilitation following arthroscopic rotator cuff repair. J Shoulder Elbow Surg, 2016.</w:t>
+      </w:r>
+    </w:p>
+    <w:p>
+      <w:pPr>
+        <w:spacing w:before="80" w:after="0" w:line="179" w:lineRule="exact"/>
         <w:jc w:val="left"/>
       </w:pPr>
       <w:r>
@@ -279,7 +531,7 @@
           <w:i w:val="0"/>
           <w:sz w:val="16"/>
         </w:rPr>
-        <w:t>Signature: _____________________________  Date: ______________</w:t>
+        <w:t>Signature: _____________________________   Date: ______________</w:t>
       </w:r>
     </w:p>
     <w:sectPr>
